--- a/arquivos/Confeccoes_Serra_do_Cerrado_Custeio_Absorcao_Enunciado.docx
+++ b/arquivos/Confeccoes_Serra_do_Cerrado_Custeio_Absorcao_Enunciado.docx
@@ -457,7 +457,7 @@
                 <w:i w:val="false"/>
                 <w:iCs w:val="false"/>
               </w:rPr>
-              <w:t xml:space="preserve">Depreciação das máquinas de costura (equipamento $ 1.500.000, vida útil 10 anos)</w:t>
+              <w:t>Depreciação das máquinas de costura (equipamento $ 1.500.000, vida útil 10 anos, taxa de depreciação de 10% a.a.)</w:t>
             </w:r>
           </w:p>
         </w:tc>
@@ -717,7 +717,7 @@
                 <w:i w:val="false"/>
                 <w:iCs w:val="false"/>
               </w:rPr>
-              <w:t xml:space="preserve">Móveis e computadores para o Setor Administrativo (equipamento $ 30.000, vida útil 10 anos)</w:t>
+              <w:t>Móveis e computadores para o Setor Administrativo (equipamento $ 30.000, vida útil 10 anos, taxa de depreciação de 10% a.a.)</w:t>
             </w:r>
           </w:p>
         </w:tc>

--- a/arquivos/Confeccoes_Serra_do_Cerrado_Custeio_Absorcao_Enunciado.docx
+++ b/arquivos/Confeccoes_Serra_do_Cerrado_Custeio_Absorcao_Enunciado.docx
@@ -1784,7 +1784,7 @@
         <w:spacing w:after="120"/>
       </w:pPr>
       <w:r>
-        <w:t xml:space="preserve">c) Monte a Demonstração do Resultado (DRE) pelo custeio por absorção — receita, custo dos produtos vendidos (CPV), lucro bruto, despesas do período e resultado — usando o rateio da letra b.</w:t>
+        <w:t>c) Monte a Demonstração do Resultado (DRE) pelo custeio por absorção, por produto e total — receita, custo dos produtos vendidos (CPV), lucro bruto, despesas do período e resultado — usando o rateio da letra b.</w:t>
       </w:r>
     </w:p>
     <w:p>
@@ -1809,6 +1809,14 @@
       </w:pPr>
       <w:r>
         <w:t xml:space="preserve">f) Em que situações o custeio por absorção é exigido ou mais adequado (ex.: demonstrações contábeis publicadas, apuração de imposto de renda, avaliação de estoques)? Por que ele não deve ser usado como base para decisões como a da letra e?</w:t>
+      </w:r>
+    </w:p>
+    <w:p>
+      <w:pPr>
+        <w:spacing w:after="120"/>
+      </w:pPr>
+      <w:r>
+        <w:t>g) Situação hipotética: suponha que, no mesmo ano, a confecção tivesse produzido 20% a mais de cada peça, mantendo as vendas, os preços, os custos diretos por unidade e o total dos custos indiretos de produção e das despesas. O excedente ficaria no estoque final. Pelo custeio por absorção, com o rateio por volume produzido (como na letra b), qual seria o valor do estoque final e o resultado do período? Compare com o resultado pelo custeio variável, em que os custos indiretos de produção são tratados como despesa do período, e explique a diferença.</w:t>
       </w:r>
     </w:p>
     <w:sectPr>
